--- a/public/rekap_a.docx
+++ b/public/rekap_a.docx
@@ -43,7 +43,13 @@
         <w:gridCol w:w="100"/>
       </w:tblGrid>
       <w:tr>
-        <w:tc>
+        <w:trPr>
+          <w:tblHeader/>
+        </w:trPr>
+        <w:tc>
+          <w:tcPr>
+            <w:tcW w:type="pct" w:w="5%"/>
+          </w:tcPr>
           <w:p>
             <w:r>
               <w:rPr>
@@ -55,6 +61,9 @@
           </w:p>
         </w:tc>
         <w:tc>
+          <w:tcPr>
+            <w:tcW w:type="pct" w:w="20%"/>
+          </w:tcPr>
           <w:p>
             <w:r>
               <w:rPr>
@@ -66,6 +75,9 @@
           </w:p>
         </w:tc>
         <w:tc>
+          <w:tcPr>
+            <w:tcW w:type="pct" w:w="15%"/>
+          </w:tcPr>
           <w:p>
             <w:r>
               <w:rPr>
@@ -77,6 +89,9 @@
           </w:p>
         </w:tc>
         <w:tc>
+          <w:tcPr>
+            <w:tcW w:type="pct" w:w="8%"/>
+          </w:tcPr>
           <w:p>
             <w:r>
               <w:rPr>
@@ -88,6 +103,9 @@
           </w:p>
         </w:tc>
         <w:tc>
+          <w:tcPr>
+            <w:tcW w:type="pct" w:w="8%"/>
+          </w:tcPr>
           <w:p>
             <w:r>
               <w:rPr>
@@ -99,6 +117,9 @@
           </w:p>
         </w:tc>
         <w:tc>
+          <w:tcPr>
+            <w:tcW w:type="pct" w:w="12%"/>
+          </w:tcPr>
           <w:p>
             <w:r>
               <w:rPr>
@@ -110,6 +131,9 @@
           </w:p>
         </w:tc>
         <w:tc>
+          <w:tcPr>
+            <w:tcW w:type="pct" w:w="32%"/>
+          </w:tcPr>
           <w:p>
             <w:r>
               <w:rPr>
@@ -123,6 +147,9 @@
       </w:tr>
       <w:tr>
         <w:tc>
+          <w:tcPr>
+            <w:tcW w:type="pct" w:w="5%"/>
+          </w:tcPr>
           <w:p>
             <w:r>
               <w:rPr>
@@ -134,6 +161,9 @@
           </w:p>
         </w:tc>
         <w:tc>
+          <w:tcPr>
+            <w:tcW w:type="pct" w:w="20%"/>
+          </w:tcPr>
           <w:p>
             <w:r>
               <w:rPr>
@@ -145,6 +175,9 @@
           </w:p>
         </w:tc>
         <w:tc>
+          <w:tcPr>
+            <w:tcW w:type="pct" w:w="15%"/>
+          </w:tcPr>
           <w:p>
             <w:r>
               <w:rPr>
@@ -156,6 +189,9 @@
           </w:p>
         </w:tc>
         <w:tc>
+          <w:tcPr>
+            <w:tcW w:type="pct" w:w="8%"/>
+          </w:tcPr>
           <w:p>
             <w:r>
               <w:rPr>
@@ -167,6 +203,9 @@
           </w:p>
         </w:tc>
         <w:tc>
+          <w:tcPr>
+            <w:tcW w:type="pct" w:w="8%"/>
+          </w:tcPr>
           <w:p>
             <w:r>
               <w:rPr>
@@ -178,6 +217,9 @@
           </w:p>
         </w:tc>
         <w:tc>
+          <w:tcPr>
+            <w:tcW w:type="pct" w:w="12%"/>
+          </w:tcPr>
           <w:p>
             <w:r>
               <w:rPr>
@@ -189,6 +231,9 @@
           </w:p>
         </w:tc>
         <w:tc>
+          <w:tcPr>
+            <w:tcW w:type="pct" w:w="32%"/>
+          </w:tcPr>
           <w:p>
             <w:r>
               <w:rPr>
